--- a/docs/Integracao_Masterdata.docx
+++ b/docs/Integracao_Masterdata.docx
@@ -28,8 +28,20 @@
           <w:sz w:val="26"/>
           <w:szCs w:val="26"/>
         </w:rPr>
-        <w:t>Integração Masterdata</w:t>
-      </w:r>
+        <w:t xml:space="preserve">Integração </w:t>
+      </w:r>
+      <w:proofErr w:type="spellStart"/>
+      <w:r>
+        <w:rPr>
+          <w:i/>
+          <w:iCs/>
+          <w:color w:val="7F7F7F"/>
+          <w:sz w:val="26"/>
+          <w:szCs w:val="26"/>
+        </w:rPr>
+        <w:t>Masterdata</w:t>
+      </w:r>
+      <w:proofErr w:type="spellEnd"/>
     </w:p>
     <w:p>
       <w:pPr>
@@ -1633,7 +1645,23 @@
         <w:t xml:space="preserve">Este documento tem como objetivo </w:t>
       </w:r>
       <w:r>
-        <w:t>descrever os dados esperados na integração entre Apriso x JDE em relação a Masterdata. O foco é manter o sincronismo entre as duas bases.</w:t>
+        <w:t xml:space="preserve">descrever os dados esperados na integração entre </w:t>
+      </w:r>
+      <w:proofErr w:type="spellStart"/>
+      <w:r>
+        <w:t>Apriso</w:t>
+      </w:r>
+      <w:proofErr w:type="spellEnd"/>
+      <w:r>
+        <w:t xml:space="preserve"> x JDE em relação a </w:t>
+      </w:r>
+      <w:proofErr w:type="spellStart"/>
+      <w:r>
+        <w:t>Masterdata</w:t>
+      </w:r>
+      <w:proofErr w:type="spellEnd"/>
+      <w:r>
+        <w:t>. O foco é manter o sincronismo entre as duas bases.</w:t>
       </w:r>
     </w:p>
     <w:p>
@@ -1648,7 +1676,15 @@
       <w:bookmarkStart w:id="3" w:name="_Toc230274284"/>
       <w:r>
         <w:lastRenderedPageBreak/>
-        <w:t>2. Masterdata Produto</w:t>
+        <w:t xml:space="preserve">2. </w:t>
+      </w:r>
+      <w:proofErr w:type="spellStart"/>
+      <w:r>
+        <w:t>Masterdata</w:t>
+      </w:r>
+      <w:proofErr w:type="spellEnd"/>
+      <w:r>
+        <w:t xml:space="preserve"> Produto</w:t>
       </w:r>
       <w:bookmarkEnd w:id="3"/>
     </w:p>
@@ -1667,7 +1703,15 @@
         <w:spacing w:after="120"/>
       </w:pPr>
       <w:r>
-        <w:t>Para integração dos produtos a ideia é fazer uma carga inicial e depois manter o sincronismo entre as duas bases (Apriso e JDE)</w:t>
+        <w:t>Para integração dos produtos a ideia é fazer uma carga inicial e depois manter o sincronismo entre as duas bases (</w:t>
+      </w:r>
+      <w:proofErr w:type="spellStart"/>
+      <w:r>
+        <w:t>Apriso</w:t>
+      </w:r>
+      <w:proofErr w:type="spellEnd"/>
+      <w:r>
+        <w:t xml:space="preserve"> e JDE)</w:t>
       </w:r>
     </w:p>
     <w:p>
@@ -1702,13 +1746,96 @@
           <w:b/>
           <w:bCs/>
         </w:rPr>
-        <w:t>Opção 1, Apriso como server:</w:t>
-      </w:r>
-      <w:r>
-        <w:t xml:space="preserve"> As API’s sendo criadas pelo Apriso (server) e consumidas pelo JDE (cliente)</w:t>
-      </w:r>
-      <w:r>
-        <w:t>. Nessa opção o Apriso cria os endpoints e disponibiliza para o JDE utilizar no momento que algum produto for criado ou modificado, performaticamente é a melhor opção pois não existe delay e nem desperdício de chamadas.</w:t>
+        <w:t xml:space="preserve">Opção 1, </w:t>
+      </w:r>
+      <w:proofErr w:type="spellStart"/>
+      <w:r>
+        <w:rPr>
+          <w:b/>
+          <w:bCs/>
+        </w:rPr>
+        <w:t>Apriso</w:t>
+      </w:r>
+      <w:proofErr w:type="spellEnd"/>
+      <w:r>
+        <w:rPr>
+          <w:b/>
+          <w:bCs/>
+        </w:rPr>
+        <w:t xml:space="preserve"> como </w:t>
+      </w:r>
+      <w:proofErr w:type="gramStart"/>
+      <w:r>
+        <w:rPr>
+          <w:b/>
+          <w:bCs/>
+        </w:rPr>
+        <w:t>server</w:t>
+      </w:r>
+      <w:proofErr w:type="gramEnd"/>
+      <w:r>
+        <w:rPr>
+          <w:b/>
+          <w:bCs/>
+        </w:rPr>
+        <w:t>:</w:t>
+      </w:r>
+      <w:r>
+        <w:t xml:space="preserve"> As </w:t>
+      </w:r>
+      <w:proofErr w:type="spellStart"/>
+      <w:r>
+        <w:t>API’s</w:t>
+      </w:r>
+      <w:proofErr w:type="spellEnd"/>
+      <w:r>
+        <w:t xml:space="preserve"> sendo criadas pelo </w:t>
+      </w:r>
+      <w:proofErr w:type="spellStart"/>
+      <w:r>
+        <w:t>Apriso</w:t>
+      </w:r>
+      <w:proofErr w:type="spellEnd"/>
+      <w:r>
+        <w:t xml:space="preserve"> (</w:t>
+      </w:r>
+      <w:proofErr w:type="gramStart"/>
+      <w:r>
+        <w:t>server</w:t>
+      </w:r>
+      <w:proofErr w:type="gramEnd"/>
+      <w:r>
+        <w:t>) e consumidas pelo JDE (cliente)</w:t>
+      </w:r>
+      <w:r>
+        <w:t xml:space="preserve">. Nessa opção o </w:t>
+      </w:r>
+      <w:proofErr w:type="spellStart"/>
+      <w:r>
+        <w:t>Apriso</w:t>
+      </w:r>
+      <w:proofErr w:type="spellEnd"/>
+      <w:r>
+        <w:t xml:space="preserve"> cria os </w:t>
+      </w:r>
+      <w:proofErr w:type="spellStart"/>
+      <w:r>
+        <w:t>endpoints</w:t>
+      </w:r>
+      <w:proofErr w:type="spellEnd"/>
+      <w:r>
+        <w:t xml:space="preserve"> e disponibiliza para o JDE utilizar no momento que algum produto for criado ou modificado, </w:t>
+      </w:r>
+      <w:r>
+        <w:rPr>
+          <w:b/>
+          <w:bCs/>
+          <w:highlight w:val="cyan"/>
+        </w:rPr>
+        <w:t>performaticamente é a melhor opção pois não existe delay e nem desperdício de chamadas</w:t>
+      </w:r>
+      <w:r>
+        <w:t>.</w:t>
       </w:r>
     </w:p>
     <w:p>
@@ -1725,13 +1852,85 @@
           <w:b/>
           <w:bCs/>
         </w:rPr>
-        <w:t>Opção 2, JDE como server:</w:t>
-      </w:r>
-      <w:r>
-        <w:t xml:space="preserve"> As API’s sendo criadas pelo JDE (server) e consumidas pelo Apriso (cliente)</w:t>
-      </w:r>
-      <w:r>
-        <w:t>. Nessa opção o JDE cria os endpoints e disponibiliza para o Apriso utilizar, sendo necessário definir de quanto em quanto tempo o apriso faz a chamadas para checar se existem atualizações. Também precisamos criar regras para o apriso conseguir identificar as alterações sem precisar comparar produto a produto com a base local, por exemplo alguma data de atualização do produto no JDE ou algo assim, que seria utilizado como filtro em cada chamada.</w:t>
+        <w:t xml:space="preserve">Opção 2, JDE como </w:t>
+      </w:r>
+      <w:proofErr w:type="gramStart"/>
+      <w:r>
+        <w:rPr>
+          <w:b/>
+          <w:bCs/>
+        </w:rPr>
+        <w:t>server</w:t>
+      </w:r>
+      <w:proofErr w:type="gramEnd"/>
+      <w:r>
+        <w:rPr>
+          <w:b/>
+          <w:bCs/>
+        </w:rPr>
+        <w:t>:</w:t>
+      </w:r>
+      <w:r>
+        <w:t xml:space="preserve"> As </w:t>
+      </w:r>
+      <w:proofErr w:type="spellStart"/>
+      <w:r>
+        <w:t>API’s</w:t>
+      </w:r>
+      <w:proofErr w:type="spellEnd"/>
+      <w:r>
+        <w:t xml:space="preserve"> sendo criadas pelo JDE (</w:t>
+      </w:r>
+      <w:proofErr w:type="gramStart"/>
+      <w:r>
+        <w:t>server</w:t>
+      </w:r>
+      <w:proofErr w:type="gramEnd"/>
+      <w:r>
+        <w:t xml:space="preserve">) e consumidas pelo </w:t>
+      </w:r>
+      <w:proofErr w:type="spellStart"/>
+      <w:r>
+        <w:t>Apriso</w:t>
+      </w:r>
+      <w:proofErr w:type="spellEnd"/>
+      <w:r>
+        <w:t xml:space="preserve"> (cliente)</w:t>
+      </w:r>
+      <w:r>
+        <w:t xml:space="preserve">. Nessa opção o JDE cria os </w:t>
+      </w:r>
+      <w:proofErr w:type="spellStart"/>
+      <w:r>
+        <w:t>endpoints</w:t>
+      </w:r>
+      <w:proofErr w:type="spellEnd"/>
+      <w:r>
+        <w:t xml:space="preserve"> e disponibiliza para o </w:t>
+      </w:r>
+      <w:proofErr w:type="spellStart"/>
+      <w:r>
+        <w:t>Apriso</w:t>
+      </w:r>
+      <w:proofErr w:type="spellEnd"/>
+      <w:r>
+        <w:t xml:space="preserve"> utilizar, sendo necessário definir de quanto em quanto tempo o </w:t>
+      </w:r>
+      <w:proofErr w:type="spellStart"/>
+      <w:r>
+        <w:t>apriso</w:t>
+      </w:r>
+      <w:proofErr w:type="spellEnd"/>
+      <w:r>
+        <w:t xml:space="preserve"> faz a chamadas para checar se existem atualizações. Também precisamos criar regras para o </w:t>
+      </w:r>
+      <w:proofErr w:type="spellStart"/>
+      <w:r>
+        <w:t>apriso</w:t>
+      </w:r>
+      <w:proofErr w:type="spellEnd"/>
+      <w:r>
+        <w:t xml:space="preserve"> conseguir identificar as alterações sem precisar comparar produto a produto com a base local, por exemplo alguma data de atualização do produto no JDE ou algo assim, que seria utilizado como filtro em cada chamada.</w:t>
       </w:r>
     </w:p>
     <w:p>
@@ -1938,6 +2137,7 @@
             </w:tcMar>
           </w:tcPr>
           <w:p>
+            <w:proofErr w:type="spellStart"/>
             <w:r>
               <w:rPr>
                 <w:sz w:val="20"/>
@@ -1945,6 +2145,7 @@
               </w:rPr>
               <w:t>ProductCode</w:t>
             </w:r>
+            <w:proofErr w:type="spellEnd"/>
           </w:p>
         </w:tc>
         <w:tc>
@@ -1994,8 +2195,13 @@
               <w:t>Código</w:t>
             </w:r>
             <w:r>
-              <w:t xml:space="preserve"> unico</w:t>
-            </w:r>
+              <w:t xml:space="preserve"> </w:t>
+            </w:r>
+            <w:proofErr w:type="spellStart"/>
+            <w:r>
+              <w:t>unico</w:t>
+            </w:r>
+            <w:proofErr w:type="spellEnd"/>
             <w:r>
               <w:t xml:space="preserve"> do produto</w:t>
             </w:r>
@@ -2042,6 +2248,7 @@
             </w:tcMar>
           </w:tcPr>
           <w:p>
+            <w:proofErr w:type="spellStart"/>
             <w:r>
               <w:rPr>
                 <w:sz w:val="20"/>
@@ -2049,6 +2256,7 @@
               </w:rPr>
               <w:t>ProductType</w:t>
             </w:r>
+            <w:proofErr w:type="spellEnd"/>
           </w:p>
         </w:tc>
         <w:tc>
@@ -2095,7 +2303,23 @@
           </w:tcPr>
           <w:p>
             <w:r>
-              <w:t>Tipo do Produto ( Matéria Prima, Embalagem, Produto Acabado, etc...)</w:t>
+              <w:t xml:space="preserve">Tipo do Produto </w:t>
+            </w:r>
+            <w:proofErr w:type="gramStart"/>
+            <w:r>
+              <w:t>( Matéria</w:t>
+            </w:r>
+            <w:proofErr w:type="gramEnd"/>
+            <w:r>
+              <w:t xml:space="preserve"> Prima, Embalagem, Produto </w:t>
+            </w:r>
+            <w:proofErr w:type="gramStart"/>
+            <w:r>
+              <w:t>Acabado, etc...</w:t>
+            </w:r>
+            <w:proofErr w:type="gramEnd"/>
+            <w:r>
+              <w:t>)</w:t>
             </w:r>
           </w:p>
         </w:tc>
@@ -2140,6 +2364,7 @@
             </w:tcMar>
           </w:tcPr>
           <w:p>
+            <w:proofErr w:type="spellStart"/>
             <w:r>
               <w:rPr>
                 <w:sz w:val="20"/>
@@ -2147,6 +2372,7 @@
               </w:rPr>
               <w:t>Description</w:t>
             </w:r>
+            <w:proofErr w:type="spellEnd"/>
           </w:p>
         </w:tc>
         <w:tc>
@@ -2240,9 +2466,11 @@
             </w:tcMar>
           </w:tcPr>
           <w:p>
+            <w:proofErr w:type="spellStart"/>
             <w:r>
               <w:t>DescriptionLong</w:t>
             </w:r>
+            <w:proofErr w:type="spellEnd"/>
           </w:p>
         </w:tc>
         <w:tc>
@@ -2311,7 +2539,15 @@
           </w:tcPr>
           <w:p>
             <w:r>
-              <w:t xml:space="preserve">Glicerina vegetal bidestilada grau </w:t>
+              <w:t xml:space="preserve">Glicerina vegetal </w:t>
+            </w:r>
+            <w:proofErr w:type="gramStart"/>
+            <w:r>
+              <w:t>bidestilada grau</w:t>
+            </w:r>
+            <w:proofErr w:type="gramEnd"/>
+            <w:r>
+              <w:t xml:space="preserve"> </w:t>
             </w:r>
             <w:r>
               <w:lastRenderedPageBreak/>
@@ -2542,8 +2778,13 @@
             </w:tcMar>
           </w:tcPr>
           <w:p>
-            <w:r>
-              <w:t>Tolerance?</w:t>
+            <w:proofErr w:type="spellStart"/>
+            <w:r>
+              <w:t>Tolerance</w:t>
+            </w:r>
+            <w:proofErr w:type="spellEnd"/>
+            <w:r>
+              <w:t>?</w:t>
             </w:r>
           </w:p>
         </w:tc>
@@ -2642,8 +2883,13 @@
             </w:tcMar>
           </w:tcPr>
           <w:p>
-            <w:r>
-              <w:t>AllowWeighing?</w:t>
+            <w:proofErr w:type="spellStart"/>
+            <w:r>
+              <w:t>AllowWeighing</w:t>
+            </w:r>
+            <w:proofErr w:type="spellEnd"/>
+            <w:r>
+              <w:t>?</w:t>
             </w:r>
           </w:p>
         </w:tc>
@@ -2742,9 +2988,11 @@
             </w:tcMar>
           </w:tcPr>
           <w:p>
+            <w:proofErr w:type="spellStart"/>
             <w:r>
               <w:t>UOMConversions</w:t>
             </w:r>
+            <w:proofErr w:type="spellEnd"/>
           </w:p>
         </w:tc>
         <w:tc>
@@ -2860,9 +3108,11 @@
             </w:tcMar>
           </w:tcPr>
           <w:p>
+            <w:proofErr w:type="spellStart"/>
             <w:r>
               <w:t>ProductCharacteristic</w:t>
             </w:r>
+            <w:proofErr w:type="spellEnd"/>
           </w:p>
         </w:tc>
         <w:tc>
@@ -3024,7 +3274,27 @@
           <w:szCs w:val="18"/>
           <w:lang w:val="en-US"/>
         </w:rPr>
-        <w:t xml:space="preserve">  "messageId": "JDE-PROD-2026-05-19-000123",</w:t>
+        <w:t xml:space="preserve">  "</w:t>
+      </w:r>
+      <w:proofErr w:type="spellStart"/>
+      <w:r>
+        <w:rPr>
+          <w:rFonts w:ascii="Consolas" w:hAnsi="Consolas"/>
+          <w:sz w:val="18"/>
+          <w:szCs w:val="18"/>
+          <w:lang w:val="en-US"/>
+        </w:rPr>
+        <w:t>messageId</w:t>
+      </w:r>
+      <w:proofErr w:type="spellEnd"/>
+      <w:r>
+        <w:rPr>
+          <w:rFonts w:ascii="Consolas" w:hAnsi="Consolas"/>
+          <w:sz w:val="18"/>
+          <w:szCs w:val="18"/>
+          <w:lang w:val="en-US"/>
+        </w:rPr>
+        <w:t>": "JDE-PROD-2026-05-19-000123",</w:t>
       </w:r>
     </w:p>
     <w:p>
@@ -3049,8 +3319,19 @@
           <w:szCs w:val="18"/>
           <w:lang w:val="en-US"/>
         </w:rPr>
-        <w:t xml:space="preserve">  "product": {</w:t>
-      </w:r>
+        <w:t xml:space="preserve">  "product</w:t>
+      </w:r>
+      <w:proofErr w:type="gramStart"/>
+      <w:r>
+        <w:rPr>
+          <w:rFonts w:ascii="Consolas" w:hAnsi="Consolas"/>
+          <w:sz w:val="18"/>
+          <w:szCs w:val="18"/>
+          <w:lang w:val="en-US"/>
+        </w:rPr>
+        <w:t>": {</w:t>
+      </w:r>
+      <w:proofErr w:type="gramEnd"/>
     </w:p>
     <w:p>
       <w:pPr>
@@ -3074,7 +3355,17 @@
           <w:szCs w:val="18"/>
           <w:lang w:val="en-US"/>
         </w:rPr>
-        <w:t xml:space="preserve">    "product</w:t>
+        <w:t xml:space="preserve">    "</w:t>
+      </w:r>
+      <w:proofErr w:type="spellStart"/>
+      <w:r>
+        <w:rPr>
+          <w:rFonts w:ascii="Consolas" w:hAnsi="Consolas"/>
+          <w:sz w:val="18"/>
+          <w:szCs w:val="18"/>
+          <w:lang w:val="en-US"/>
+        </w:rPr>
+        <w:t>product</w:t>
       </w:r>
       <w:r>
         <w:rPr>
@@ -3085,6 +3376,7 @@
         </w:rPr>
         <w:t>Code</w:t>
       </w:r>
+      <w:proofErr w:type="spellEnd"/>
       <w:r>
         <w:rPr>
           <w:rFonts w:ascii="Consolas" w:hAnsi="Consolas"/>
@@ -3117,7 +3409,27 @@
           <w:szCs w:val="18"/>
           <w:lang w:val="en-US"/>
         </w:rPr>
-        <w:t xml:space="preserve">    "productType": "MP",</w:t>
+        <w:t xml:space="preserve">    "</w:t>
+      </w:r>
+      <w:proofErr w:type="spellStart"/>
+      <w:r>
+        <w:rPr>
+          <w:rFonts w:ascii="Consolas" w:hAnsi="Consolas"/>
+          <w:sz w:val="18"/>
+          <w:szCs w:val="18"/>
+          <w:lang w:val="en-US"/>
+        </w:rPr>
+        <w:t>productType</w:t>
+      </w:r>
+      <w:proofErr w:type="spellEnd"/>
+      <w:r>
+        <w:rPr>
+          <w:rFonts w:ascii="Consolas" w:hAnsi="Consolas"/>
+          <w:sz w:val="18"/>
+          <w:szCs w:val="18"/>
+          <w:lang w:val="en-US"/>
+        </w:rPr>
+        <w:t>": "MP",</w:t>
       </w:r>
     </w:p>
     <w:p>
@@ -3174,7 +3486,43 @@
           <w:sz w:val="18"/>
           <w:szCs w:val="18"/>
         </w:rPr>
-        <w:t>"descriptionLong": "Glicerina vegetal bidestilada grau farmacêutico...",</w:t>
+        <w:t>"</w:t>
+      </w:r>
+      <w:proofErr w:type="spellStart"/>
+      <w:r>
+        <w:rPr>
+          <w:rFonts w:ascii="Consolas" w:hAnsi="Consolas"/>
+          <w:sz w:val="18"/>
+          <w:szCs w:val="18"/>
+        </w:rPr>
+        <w:t>descriptionLong</w:t>
+      </w:r>
+      <w:proofErr w:type="spellEnd"/>
+      <w:r>
+        <w:rPr>
+          <w:rFonts w:ascii="Consolas" w:hAnsi="Consolas"/>
+          <w:sz w:val="18"/>
+          <w:szCs w:val="18"/>
+        </w:rPr>
+        <w:t xml:space="preserve">": "Glicerina vegetal </w:t>
+      </w:r>
+      <w:proofErr w:type="gramStart"/>
+      <w:r>
+        <w:rPr>
+          <w:rFonts w:ascii="Consolas" w:hAnsi="Consolas"/>
+          <w:sz w:val="18"/>
+          <w:szCs w:val="18"/>
+        </w:rPr>
+        <w:t>bidestilada grau</w:t>
+      </w:r>
+      <w:proofErr w:type="gramEnd"/>
+      <w:r>
+        <w:rPr>
+          <w:rFonts w:ascii="Consolas" w:hAnsi="Consolas"/>
+          <w:sz w:val="18"/>
+          <w:szCs w:val="18"/>
+        </w:rPr>
+        <w:t xml:space="preserve"> farmacêutico...",</w:t>
       </w:r>
     </w:p>
     <w:p>
@@ -3207,7 +3555,27 @@
           <w:szCs w:val="18"/>
           <w:lang w:val="en-US"/>
         </w:rPr>
-        <w:t>"uom": "KG",</w:t>
+        <w:t>"</w:t>
+      </w:r>
+      <w:proofErr w:type="spellStart"/>
+      <w:r>
+        <w:rPr>
+          <w:rFonts w:ascii="Consolas" w:hAnsi="Consolas"/>
+          <w:sz w:val="18"/>
+          <w:szCs w:val="18"/>
+          <w:lang w:val="en-US"/>
+        </w:rPr>
+        <w:t>uom</w:t>
+      </w:r>
+      <w:proofErr w:type="spellEnd"/>
+      <w:r>
+        <w:rPr>
+          <w:rFonts w:ascii="Consolas" w:hAnsi="Consolas"/>
+          <w:sz w:val="18"/>
+          <w:szCs w:val="18"/>
+          <w:lang w:val="en-US"/>
+        </w:rPr>
+        <w:t>": "KG",</w:t>
       </w:r>
     </w:p>
     <w:p>
@@ -3302,6 +3670,7 @@
         </w:rPr>
         <w:t xml:space="preserve">    "</w:t>
       </w:r>
+      <w:proofErr w:type="spellStart"/>
       <w:r>
         <w:rPr>
           <w:rFonts w:ascii="Consolas" w:hAnsi="Consolas"/>
@@ -3311,6 +3680,7 @@
         </w:rPr>
         <w:t>allowWeighing</w:t>
       </w:r>
+      <w:proofErr w:type="spellEnd"/>
       <w:r>
         <w:rPr>
           <w:rFonts w:ascii="Consolas" w:hAnsi="Consolas"/>
@@ -3361,7 +3731,27 @@
           <w:szCs w:val="18"/>
           <w:lang w:val="en-US"/>
         </w:rPr>
-        <w:t xml:space="preserve">    "uomConversions": [</w:t>
+        <w:t xml:space="preserve">    "</w:t>
+      </w:r>
+      <w:proofErr w:type="spellStart"/>
+      <w:r>
+        <w:rPr>
+          <w:rFonts w:ascii="Consolas" w:hAnsi="Consolas"/>
+          <w:sz w:val="18"/>
+          <w:szCs w:val="18"/>
+          <w:lang w:val="en-US"/>
+        </w:rPr>
+        <w:t>uomConversions</w:t>
+      </w:r>
+      <w:proofErr w:type="spellEnd"/>
+      <w:r>
+        <w:rPr>
+          <w:rFonts w:ascii="Consolas" w:hAnsi="Consolas"/>
+          <w:sz w:val="18"/>
+          <w:szCs w:val="18"/>
+          <w:lang w:val="en-US"/>
+        </w:rPr>
+        <w:t>": [</w:t>
       </w:r>
     </w:p>
     <w:p>
@@ -3386,7 +3776,78 @@
           <w:szCs w:val="18"/>
           <w:lang w:val="en-US"/>
         </w:rPr>
-        <w:t xml:space="preserve">      { "UOMFrom": "KG", "UOMTo": "L", "Factor": 0.92 },</w:t>
+        <w:t xml:space="preserve">      </w:t>
+      </w:r>
+      <w:proofErr w:type="gramStart"/>
+      <w:r>
+        <w:rPr>
+          <w:rFonts w:ascii="Consolas" w:hAnsi="Consolas"/>
+          <w:sz w:val="18"/>
+          <w:szCs w:val="18"/>
+          <w:lang w:val="en-US"/>
+        </w:rPr>
+        <w:t>{ "</w:t>
+      </w:r>
+      <w:proofErr w:type="spellStart"/>
+      <w:proofErr w:type="gramEnd"/>
+      <w:r>
+        <w:rPr>
+          <w:rFonts w:ascii="Consolas" w:hAnsi="Consolas"/>
+          <w:sz w:val="18"/>
+          <w:szCs w:val="18"/>
+          <w:lang w:val="en-US"/>
+        </w:rPr>
+        <w:t>UOMFrom</w:t>
+      </w:r>
+      <w:proofErr w:type="spellEnd"/>
+      <w:r>
+        <w:rPr>
+          <w:rFonts w:ascii="Consolas" w:hAnsi="Consolas"/>
+          <w:sz w:val="18"/>
+          <w:szCs w:val="18"/>
+          <w:lang w:val="en-US"/>
+        </w:rPr>
+        <w:t>": "KG", "</w:t>
+      </w:r>
+      <w:proofErr w:type="spellStart"/>
+      <w:r>
+        <w:rPr>
+          <w:rFonts w:ascii="Consolas" w:hAnsi="Consolas"/>
+          <w:sz w:val="18"/>
+          <w:szCs w:val="18"/>
+          <w:lang w:val="en-US"/>
+        </w:rPr>
+        <w:t>UOMTo</w:t>
+      </w:r>
+      <w:proofErr w:type="spellEnd"/>
+      <w:r>
+        <w:rPr>
+          <w:rFonts w:ascii="Consolas" w:hAnsi="Consolas"/>
+          <w:sz w:val="18"/>
+          <w:szCs w:val="18"/>
+          <w:lang w:val="en-US"/>
+        </w:rPr>
+        <w:t xml:space="preserve">": "L", "Factor": </w:t>
+      </w:r>
+      <w:proofErr w:type="gramStart"/>
+      <w:r>
+        <w:rPr>
+          <w:rFonts w:ascii="Consolas" w:hAnsi="Consolas"/>
+          <w:sz w:val="18"/>
+          <w:szCs w:val="18"/>
+          <w:lang w:val="en-US"/>
+        </w:rPr>
+        <w:t>0.92 }</w:t>
+      </w:r>
+      <w:proofErr w:type="gramEnd"/>
+      <w:r>
+        <w:rPr>
+          <w:rFonts w:ascii="Consolas" w:hAnsi="Consolas"/>
+          <w:sz w:val="18"/>
+          <w:szCs w:val="18"/>
+          <w:lang w:val="en-US"/>
+        </w:rPr>
+        <w:t>,</w:t>
       </w:r>
     </w:p>
     <w:p>
@@ -3411,8 +3872,70 @@
           <w:szCs w:val="18"/>
           <w:lang w:val="en-US"/>
         </w:rPr>
-        <w:t xml:space="preserve">      { "UOMFrom": "KG", "UOMTo": "g", "Factor": 1000 }</w:t>
-      </w:r>
+        <w:t xml:space="preserve">      </w:t>
+      </w:r>
+      <w:proofErr w:type="gramStart"/>
+      <w:r>
+        <w:rPr>
+          <w:rFonts w:ascii="Consolas" w:hAnsi="Consolas"/>
+          <w:sz w:val="18"/>
+          <w:szCs w:val="18"/>
+          <w:lang w:val="en-US"/>
+        </w:rPr>
+        <w:t>{ "</w:t>
+      </w:r>
+      <w:proofErr w:type="spellStart"/>
+      <w:proofErr w:type="gramEnd"/>
+      <w:r>
+        <w:rPr>
+          <w:rFonts w:ascii="Consolas" w:hAnsi="Consolas"/>
+          <w:sz w:val="18"/>
+          <w:szCs w:val="18"/>
+          <w:lang w:val="en-US"/>
+        </w:rPr>
+        <w:t>UOMFrom</w:t>
+      </w:r>
+      <w:proofErr w:type="spellEnd"/>
+      <w:r>
+        <w:rPr>
+          <w:rFonts w:ascii="Consolas" w:hAnsi="Consolas"/>
+          <w:sz w:val="18"/>
+          <w:szCs w:val="18"/>
+          <w:lang w:val="en-US"/>
+        </w:rPr>
+        <w:t>": "KG", "</w:t>
+      </w:r>
+      <w:proofErr w:type="spellStart"/>
+      <w:r>
+        <w:rPr>
+          <w:rFonts w:ascii="Consolas" w:hAnsi="Consolas"/>
+          <w:sz w:val="18"/>
+          <w:szCs w:val="18"/>
+          <w:lang w:val="en-US"/>
+        </w:rPr>
+        <w:t>UOMTo</w:t>
+      </w:r>
+      <w:proofErr w:type="spellEnd"/>
+      <w:r>
+        <w:rPr>
+          <w:rFonts w:ascii="Consolas" w:hAnsi="Consolas"/>
+          <w:sz w:val="18"/>
+          <w:szCs w:val="18"/>
+          <w:lang w:val="en-US"/>
+        </w:rPr>
+        <w:t xml:space="preserve">": "g", "Factor": </w:t>
+      </w:r>
+      <w:proofErr w:type="gramStart"/>
+      <w:r>
+        <w:rPr>
+          <w:rFonts w:ascii="Consolas" w:hAnsi="Consolas"/>
+          <w:sz w:val="18"/>
+          <w:szCs w:val="18"/>
+          <w:lang w:val="en-US"/>
+        </w:rPr>
+        <w:t>1000 }</w:t>
+      </w:r>
+      <w:proofErr w:type="gramEnd"/>
     </w:p>
     <w:p>
       <w:pPr>
@@ -3466,7 +3989,25 @@
           <w:sz w:val="18"/>
           <w:szCs w:val="18"/>
         </w:rPr>
-        <w:t xml:space="preserve">    "productCharacteristics": [</w:t>
+        <w:t xml:space="preserve">    "</w:t>
+      </w:r>
+      <w:proofErr w:type="spellStart"/>
+      <w:r>
+        <w:rPr>
+          <w:rFonts w:ascii="Consolas" w:hAnsi="Consolas"/>
+          <w:sz w:val="18"/>
+          <w:szCs w:val="18"/>
+        </w:rPr>
+        <w:t>productCharacteristics</w:t>
+      </w:r>
+      <w:proofErr w:type="spellEnd"/>
+      <w:r>
+        <w:rPr>
+          <w:rFonts w:ascii="Consolas" w:hAnsi="Consolas"/>
+          <w:sz w:val="18"/>
+          <w:szCs w:val="18"/>
+        </w:rPr>
+        <w:t>": [</w:t>
       </w:r>
     </w:p>
     <w:p>
@@ -3594,7 +4135,15 @@
       <w:bookmarkStart w:id="7" w:name="_Toc230274288"/>
       <w:r>
         <w:lastRenderedPageBreak/>
-        <w:t>3. Masterdata UOM</w:t>
+        <w:t xml:space="preserve">3. </w:t>
+      </w:r>
+      <w:proofErr w:type="spellStart"/>
+      <w:r>
+        <w:t>Masterdata</w:t>
+      </w:r>
+      <w:proofErr w:type="spellEnd"/>
+      <w:r>
+        <w:t xml:space="preserve"> UOM</w:t>
       </w:r>
       <w:bookmarkEnd w:id="7"/>
     </w:p>
@@ -3613,7 +4162,15 @@
         <w:spacing w:after="120"/>
       </w:pPr>
       <w:r>
-        <w:t>Para integração das unidades de medida a ideia é fazer uma carga inicial e depois manter o sincronismo direto pelas telas de gerenciamento no APRISO, sem necessidade de integração realtime.</w:t>
+        <w:t xml:space="preserve">Para integração das unidades de medida a ideia é fazer uma carga inicial e depois manter o sincronismo direto pelas telas de gerenciamento no APRISO, sem necessidade de integração </w:t>
+      </w:r>
+      <w:proofErr w:type="spellStart"/>
+      <w:r>
+        <w:t>realtime</w:t>
+      </w:r>
+      <w:proofErr w:type="spellEnd"/>
+      <w:r>
+        <w:t>.</w:t>
       </w:r>
     </w:p>
     <w:p>
@@ -3821,6 +4378,7 @@
             </w:tcMar>
           </w:tcPr>
           <w:p>
+            <w:proofErr w:type="spellStart"/>
             <w:r>
               <w:rPr>
                 <w:sz w:val="20"/>
@@ -3835,6 +4393,7 @@
               </w:rPr>
               <w:t>Code</w:t>
             </w:r>
+            <w:proofErr w:type="spellEnd"/>
           </w:p>
         </w:tc>
         <w:tc>
@@ -3881,7 +4440,15 @@
           </w:tcPr>
           <w:p>
             <w:r>
-              <w:t>Código unico d</w:t>
+              <w:t xml:space="preserve">Código </w:t>
+            </w:r>
+            <w:proofErr w:type="spellStart"/>
+            <w:r>
+              <w:t>unico</w:t>
+            </w:r>
+            <w:proofErr w:type="spellEnd"/>
+            <w:r>
+              <w:t xml:space="preserve"> d</w:t>
             </w:r>
             <w:r>
               <w:t>a unidade de medida</w:t>
@@ -3929,6 +4496,7 @@
             </w:tcMar>
           </w:tcPr>
           <w:p>
+            <w:proofErr w:type="spellStart"/>
             <w:r>
               <w:rPr>
                 <w:sz w:val="20"/>
@@ -3943,6 +4511,7 @@
               </w:rPr>
               <w:t>Type</w:t>
             </w:r>
+            <w:proofErr w:type="spellEnd"/>
           </w:p>
         </w:tc>
         <w:tc>
@@ -4179,12 +4748,14 @@
                 <w:lang w:val="en-US"/>
               </w:rPr>
             </w:pPr>
+            <w:proofErr w:type="spellStart"/>
             <w:r>
               <w:rPr>
                 <w:lang w:val="en-US"/>
               </w:rPr>
               <w:t>UnitArea</w:t>
             </w:r>
+            <w:proofErr w:type="spellEnd"/>
           </w:p>
           <w:p>
             <w:pPr>
@@ -4192,12 +4763,14 @@
                 <w:lang w:val="en-US"/>
               </w:rPr>
             </w:pPr>
+            <w:proofErr w:type="spellStart"/>
             <w:r>
               <w:rPr>
                 <w:lang w:val="en-US"/>
               </w:rPr>
               <w:t>UnitDist</w:t>
             </w:r>
+            <w:proofErr w:type="spellEnd"/>
           </w:p>
           <w:p>
             <w:pPr>
@@ -4205,12 +4778,14 @@
                 <w:lang w:val="en-US"/>
               </w:rPr>
             </w:pPr>
+            <w:proofErr w:type="spellStart"/>
             <w:r>
               <w:rPr>
                 <w:lang w:val="en-US"/>
               </w:rPr>
               <w:t>UnitTemp</w:t>
             </w:r>
+            <w:proofErr w:type="spellEnd"/>
           </w:p>
           <w:p>
             <w:pPr>
@@ -4218,12 +4793,14 @@
                 <w:lang w:val="en-US"/>
               </w:rPr>
             </w:pPr>
+            <w:proofErr w:type="spellStart"/>
             <w:r>
               <w:rPr>
                 <w:lang w:val="en-US"/>
               </w:rPr>
               <w:t>UnitTime</w:t>
             </w:r>
+            <w:proofErr w:type="spellEnd"/>
           </w:p>
           <w:p>
             <w:pPr>
@@ -4231,12 +4808,14 @@
                 <w:lang w:val="en-US"/>
               </w:rPr>
             </w:pPr>
+            <w:proofErr w:type="spellStart"/>
             <w:r>
               <w:rPr>
                 <w:lang w:val="en-US"/>
               </w:rPr>
               <w:t>UnitWeight</w:t>
             </w:r>
+            <w:proofErr w:type="spellEnd"/>
           </w:p>
           <w:p>
             <w:r>
@@ -4244,9 +4823,11 @@
             </w:r>
           </w:p>
           <w:p>
+            <w:proofErr w:type="spellStart"/>
             <w:r>
               <w:t>Weight</w:t>
             </w:r>
+            <w:proofErr w:type="spellEnd"/>
           </w:p>
         </w:tc>
         <w:tc>
@@ -4266,9 +4847,11 @@
             </w:tcMar>
           </w:tcPr>
           <w:p>
+            <w:proofErr w:type="spellStart"/>
             <w:r>
               <w:t>Weight</w:t>
             </w:r>
+            <w:proofErr w:type="spellEnd"/>
           </w:p>
         </w:tc>
       </w:tr>
@@ -4290,6 +4873,7 @@
             </w:tcMar>
           </w:tcPr>
           <w:p>
+            <w:proofErr w:type="spellStart"/>
             <w:r>
               <w:rPr>
                 <w:sz w:val="20"/>
@@ -4297,6 +4881,7 @@
               </w:rPr>
               <w:t>Description</w:t>
             </w:r>
+            <w:proofErr w:type="spellEnd"/>
           </w:p>
         </w:tc>
         <w:tc>
@@ -4367,12 +4952,14 @@
             </w:tcMar>
           </w:tcPr>
           <w:p>
+            <w:proofErr w:type="spellStart"/>
             <w:r>
               <w:t>Kilogra</w:t>
             </w:r>
             <w:r>
               <w:t>ma</w:t>
             </w:r>
+            <w:proofErr w:type="spellEnd"/>
           </w:p>
           <w:p/>
         </w:tc>
@@ -4454,7 +5041,27 @@
           <w:szCs w:val="18"/>
           <w:lang w:val="en-US"/>
         </w:rPr>
-        <w:t xml:space="preserve">  "messageId": "JDE-PROD-2026-05-19-000123",</w:t>
+        <w:t xml:space="preserve">  "</w:t>
+      </w:r>
+      <w:proofErr w:type="spellStart"/>
+      <w:r>
+        <w:rPr>
+          <w:rFonts w:ascii="Consolas" w:hAnsi="Consolas"/>
+          <w:sz w:val="18"/>
+          <w:szCs w:val="18"/>
+          <w:lang w:val="en-US"/>
+        </w:rPr>
+        <w:t>messageId</w:t>
+      </w:r>
+      <w:proofErr w:type="spellEnd"/>
+      <w:r>
+        <w:rPr>
+          <w:rFonts w:ascii="Consolas" w:hAnsi="Consolas"/>
+          <w:sz w:val="18"/>
+          <w:szCs w:val="18"/>
+          <w:lang w:val="en-US"/>
+        </w:rPr>
+        <w:t>": "JDE-PROD-2026-05-19-000123",</w:t>
       </w:r>
     </w:p>
     <w:p>
@@ -4481,6 +5088,7 @@
         </w:rPr>
         <w:t xml:space="preserve">  "</w:t>
       </w:r>
+      <w:proofErr w:type="spellStart"/>
       <w:r>
         <w:rPr>
           <w:rFonts w:ascii="Consolas" w:hAnsi="Consolas"/>
@@ -4490,6 +5098,8 @@
         </w:rPr>
         <w:t>uom</w:t>
       </w:r>
+      <w:proofErr w:type="spellEnd"/>
+      <w:proofErr w:type="gramStart"/>
       <w:r>
         <w:rPr>
           <w:rFonts w:ascii="Consolas" w:hAnsi="Consolas"/>
@@ -4499,6 +5109,7 @@
         </w:rPr>
         <w:t>": {</w:t>
       </w:r>
+      <w:proofErr w:type="gramEnd"/>
     </w:p>
     <w:p>
       <w:pPr>
@@ -4524,6 +5135,7 @@
         </w:rPr>
         <w:t xml:space="preserve">    "</w:t>
       </w:r>
+      <w:proofErr w:type="spellStart"/>
       <w:r>
         <w:rPr>
           <w:rFonts w:ascii="Consolas" w:hAnsi="Consolas"/>
@@ -4533,6 +5145,7 @@
         </w:rPr>
         <w:t>uomCode</w:t>
       </w:r>
+      <w:proofErr w:type="spellEnd"/>
       <w:r>
         <w:rPr>
           <w:rFonts w:ascii="Consolas" w:hAnsi="Consolas"/>
@@ -4585,6 +5198,7 @@
         </w:rPr>
         <w:t xml:space="preserve">    "</w:t>
       </w:r>
+      <w:proofErr w:type="spellStart"/>
       <w:r>
         <w:rPr>
           <w:rFonts w:ascii="Consolas" w:hAnsi="Consolas"/>
@@ -4594,6 +5208,7 @@
         </w:rPr>
         <w:t>uomType</w:t>
       </w:r>
+      <w:proofErr w:type="spellEnd"/>
       <w:r>
         <w:rPr>
           <w:rFonts w:ascii="Consolas" w:hAnsi="Consolas"/>
@@ -4653,6 +5268,7 @@
         </w:rPr>
         <w:t>"</w:t>
       </w:r>
+      <w:proofErr w:type="spellStart"/>
       <w:r>
         <w:rPr>
           <w:rFonts w:ascii="Consolas" w:hAnsi="Consolas"/>
@@ -4667,8 +5283,18 @@
           <w:sz w:val="18"/>
           <w:szCs w:val="18"/>
         </w:rPr>
-        <w:t>escription": "</w:t>
-      </w:r>
+        <w:t>escription</w:t>
+      </w:r>
+      <w:proofErr w:type="spellEnd"/>
+      <w:r>
+        <w:rPr>
+          <w:rFonts w:ascii="Consolas" w:hAnsi="Consolas"/>
+          <w:sz w:val="18"/>
+          <w:szCs w:val="18"/>
+        </w:rPr>
+        <w:t>": "</w:t>
+      </w:r>
+      <w:proofErr w:type="spellStart"/>
       <w:r>
         <w:rPr>
           <w:rFonts w:ascii="Consolas" w:hAnsi="Consolas"/>
@@ -4677,6 +5303,7 @@
         </w:rPr>
         <w:t>Kilograma</w:t>
       </w:r>
+      <w:proofErr w:type="spellEnd"/>
       <w:r>
         <w:rPr>
           <w:rFonts w:ascii="Consolas" w:hAnsi="Consolas"/>
@@ -4744,7 +5371,15 @@
       <w:bookmarkStart w:id="11" w:name="_Toc230274292"/>
       <w:r>
         <w:lastRenderedPageBreak/>
-        <w:t>4. Masterdata Usuário</w:t>
+        <w:t xml:space="preserve">4. </w:t>
+      </w:r>
+      <w:proofErr w:type="spellStart"/>
+      <w:r>
+        <w:t>Masterdata</w:t>
+      </w:r>
+      <w:proofErr w:type="spellEnd"/>
+      <w:r>
+        <w:t xml:space="preserve"> Usuário</w:t>
       </w:r>
       <w:bookmarkEnd w:id="11"/>
     </w:p>
@@ -4763,7 +5398,15 @@
         <w:spacing w:after="120"/>
       </w:pPr>
       <w:r>
-        <w:t>Para integração dos usuários a ideia é fazer uma carga inicial e depois manter o sincronismo direto pelas telas de gerenciamento no APRISO, sem necessidade de integração realtime.</w:t>
+        <w:t xml:space="preserve">Para integração dos usuários a ideia é fazer uma carga inicial e depois manter o sincronismo direto pelas telas de gerenciamento no APRISO, sem necessidade de integração </w:t>
+      </w:r>
+      <w:proofErr w:type="spellStart"/>
+      <w:r>
+        <w:t>realtime</w:t>
+      </w:r>
+      <w:proofErr w:type="spellEnd"/>
+      <w:r>
+        <w:t>.</w:t>
       </w:r>
     </w:p>
     <w:p>
@@ -4968,6 +5611,7 @@
             </w:tcMar>
           </w:tcPr>
           <w:p>
+            <w:proofErr w:type="spellStart"/>
             <w:r>
               <w:rPr>
                 <w:sz w:val="20"/>
@@ -4975,6 +5619,7 @@
               </w:rPr>
               <w:t>Username</w:t>
             </w:r>
+            <w:proofErr w:type="spellEnd"/>
           </w:p>
         </w:tc>
         <w:tc>
@@ -5021,8 +5666,13 @@
           </w:tcPr>
           <w:p>
             <w:r>
-              <w:t>Nome do usuario</w:t>
-            </w:r>
+              <w:t xml:space="preserve">Nome do </w:t>
+            </w:r>
+            <w:proofErr w:type="spellStart"/>
+            <w:r>
+              <w:t>usuario</w:t>
+            </w:r>
+            <w:proofErr w:type="spellEnd"/>
           </w:p>
         </w:tc>
         <w:tc>
@@ -5126,8 +5776,13 @@
           </w:tcPr>
           <w:p>
             <w:r>
-              <w:t>Login que o usuário vai usar para entrar na plataforma Apriso</w:t>
-            </w:r>
+              <w:t xml:space="preserve">Login que o usuário vai usar para entrar na plataforma </w:t>
+            </w:r>
+            <w:proofErr w:type="spellStart"/>
+            <w:r>
+              <w:t>Apriso</w:t>
+            </w:r>
+            <w:proofErr w:type="spellEnd"/>
           </w:p>
         </w:tc>
         <w:tc>
@@ -5147,9 +5802,11 @@
             </w:tcMar>
           </w:tcPr>
           <w:p>
+            <w:proofErr w:type="spellStart"/>
             <w:r>
               <w:t>Lucassouza</w:t>
             </w:r>
+            <w:proofErr w:type="spellEnd"/>
           </w:p>
         </w:tc>
       </w:tr>
@@ -5483,7 +6140,25 @@
           <w:sz w:val="18"/>
           <w:szCs w:val="18"/>
         </w:rPr>
-        <w:t xml:space="preserve">  "messageId": "JDE-PROD-2026-05-19-000123",</w:t>
+        <w:t xml:space="preserve">  "</w:t>
+      </w:r>
+      <w:proofErr w:type="spellStart"/>
+      <w:r>
+        <w:rPr>
+          <w:rFonts w:ascii="Consolas" w:hAnsi="Consolas"/>
+          <w:sz w:val="18"/>
+          <w:szCs w:val="18"/>
+        </w:rPr>
+        <w:t>messageId</w:t>
+      </w:r>
+      <w:proofErr w:type="spellEnd"/>
+      <w:r>
+        <w:rPr>
+          <w:rFonts w:ascii="Consolas" w:hAnsi="Consolas"/>
+          <w:sz w:val="18"/>
+          <w:szCs w:val="18"/>
+        </w:rPr>
+        <w:t>": "JDE-PROD-2026-05-19-000123",</w:t>
       </w:r>
     </w:p>
     <w:p>
@@ -5508,6 +6183,7 @@
         </w:rPr>
         <w:t xml:space="preserve">  "</w:t>
       </w:r>
+      <w:proofErr w:type="spellStart"/>
       <w:r>
         <w:rPr>
           <w:rFonts w:ascii="Consolas" w:hAnsi="Consolas"/>
@@ -5516,6 +6192,7 @@
         </w:rPr>
         <w:t>employee</w:t>
       </w:r>
+      <w:proofErr w:type="spellEnd"/>
       <w:r>
         <w:rPr>
           <w:rFonts w:ascii="Consolas" w:hAnsi="Consolas"/>
@@ -5547,6 +6224,7 @@
         </w:rPr>
         <w:t xml:space="preserve">    "</w:t>
       </w:r>
+      <w:proofErr w:type="spellStart"/>
       <w:r>
         <w:rPr>
           <w:rFonts w:ascii="Consolas" w:hAnsi="Consolas"/>
@@ -5555,6 +6233,7 @@
         </w:rPr>
         <w:t>username</w:t>
       </w:r>
+      <w:proofErr w:type="spellEnd"/>
       <w:r>
         <w:rPr>
           <w:rFonts w:ascii="Consolas" w:hAnsi="Consolas"/>
@@ -5618,6 +6297,7 @@
         </w:rPr>
         <w:t>": "</w:t>
       </w:r>
+      <w:proofErr w:type="spellStart"/>
       <w:r>
         <w:rPr>
           <w:rFonts w:ascii="Consolas" w:hAnsi="Consolas"/>
@@ -5626,6 +6306,7 @@
         </w:rPr>
         <w:t>lucassouza</w:t>
       </w:r>
+      <w:proofErr w:type="spellEnd"/>
       <w:r>
         <w:rPr>
           <w:rFonts w:ascii="Consolas" w:hAnsi="Consolas"/>
@@ -5774,7 +6455,15 @@
         <w:t>5</w:t>
       </w:r>
       <w:r>
-        <w:t xml:space="preserve">. Masterdata </w:t>
+        <w:t xml:space="preserve">. </w:t>
+      </w:r>
+      <w:proofErr w:type="spellStart"/>
+      <w:r>
+        <w:t>Masterdata</w:t>
+      </w:r>
+      <w:proofErr w:type="spellEnd"/>
+      <w:r>
+        <w:t xml:space="preserve"> </w:t>
       </w:r>
       <w:r>
         <w:t>Equipamentos</w:t>
@@ -5796,7 +6485,15 @@
         <w:spacing w:after="120"/>
       </w:pPr>
       <w:r>
-        <w:t>Para integração dos equipamentos a ideia é fazer uma carga inicial e depois manter o sincronismo direto pelas telas de gerenciamento no APRISO, sem necessidade de integração realtime.</w:t>
+        <w:t xml:space="preserve">Para integração dos equipamentos a ideia é fazer uma carga inicial e depois manter o sincronismo direto pelas telas de gerenciamento no APRISO, sem necessidade de integração </w:t>
+      </w:r>
+      <w:proofErr w:type="spellStart"/>
+      <w:r>
+        <w:t>realtime</w:t>
+      </w:r>
+      <w:proofErr w:type="spellEnd"/>
+      <w:r>
+        <w:t>.</w:t>
       </w:r>
     </w:p>
     <w:p>
@@ -6001,6 +6698,7 @@
                 <w:szCs w:val="20"/>
               </w:rPr>
             </w:pPr>
+            <w:proofErr w:type="spellStart"/>
             <w:r>
               <w:rPr>
                 <w:sz w:val="20"/>
@@ -6008,6 +6706,7 @@
               </w:rPr>
               <w:t>EquipmentCode</w:t>
             </w:r>
+            <w:proofErr w:type="spellEnd"/>
           </w:p>
         </w:tc>
         <w:tc>
@@ -6053,8 +6752,13 @@
             </w:tcMar>
           </w:tcPr>
           <w:p>
-            <w:r>
-              <w:t>Codigo único do equipamento</w:t>
+            <w:proofErr w:type="spellStart"/>
+            <w:r>
+              <w:t>Codigo</w:t>
+            </w:r>
+            <w:proofErr w:type="spellEnd"/>
+            <w:r>
+              <w:t xml:space="preserve"> único do equipamento</w:t>
             </w:r>
           </w:p>
         </w:tc>
@@ -6105,6 +6809,7 @@
                 <w:szCs w:val="20"/>
               </w:rPr>
             </w:pPr>
+            <w:proofErr w:type="spellStart"/>
             <w:r>
               <w:rPr>
                 <w:sz w:val="20"/>
@@ -6112,6 +6817,7 @@
               </w:rPr>
               <w:t>Description</w:t>
             </w:r>
+            <w:proofErr w:type="spellEnd"/>
           </w:p>
         </w:tc>
         <w:tc>
@@ -6203,6 +6909,7 @@
             </w:tcMar>
           </w:tcPr>
           <w:p>
+            <w:proofErr w:type="spellStart"/>
             <w:r>
               <w:rPr>
                 <w:sz w:val="20"/>
@@ -6210,6 +6917,7 @@
               </w:rPr>
               <w:t>EquipmentType</w:t>
             </w:r>
+            <w:proofErr w:type="spellEnd"/>
           </w:p>
         </w:tc>
         <w:tc>
@@ -6266,9 +6974,11 @@
             </w:r>
           </w:p>
           <w:p>
+            <w:proofErr w:type="spellStart"/>
             <w:r>
               <w:t>Scale</w:t>
             </w:r>
+            <w:proofErr w:type="spellEnd"/>
           </w:p>
           <w:p>
             <w:pPr>
@@ -6445,9 +7155,11 @@
             </w:tcMar>
           </w:tcPr>
           <w:p>
+            <w:proofErr w:type="spellStart"/>
             <w:r>
               <w:t>Scale</w:t>
             </w:r>
+            <w:proofErr w:type="spellEnd"/>
           </w:p>
           <w:p/>
           <w:p/>
@@ -6477,6 +7189,7 @@
                 <w:szCs w:val="20"/>
               </w:rPr>
             </w:pPr>
+            <w:proofErr w:type="spellStart"/>
             <w:r>
               <w:rPr>
                 <w:sz w:val="20"/>
@@ -6484,6 +7197,7 @@
               </w:rPr>
               <w:t>Location</w:t>
             </w:r>
+            <w:proofErr w:type="spellEnd"/>
           </w:p>
         </w:tc>
         <w:tc>
@@ -6675,7 +7389,27 @@
           <w:szCs w:val="18"/>
           <w:lang w:val="en-US"/>
         </w:rPr>
-        <w:t xml:space="preserve">  "messageId": "JDE-PROD-2026-05-19-000123",</w:t>
+        <w:t xml:space="preserve">  "</w:t>
+      </w:r>
+      <w:proofErr w:type="spellStart"/>
+      <w:r>
+        <w:rPr>
+          <w:rFonts w:ascii="Consolas" w:hAnsi="Consolas"/>
+          <w:sz w:val="18"/>
+          <w:szCs w:val="18"/>
+          <w:lang w:val="en-US"/>
+        </w:rPr>
+        <w:t>messageId</w:t>
+      </w:r>
+      <w:proofErr w:type="spellEnd"/>
+      <w:r>
+        <w:rPr>
+          <w:rFonts w:ascii="Consolas" w:hAnsi="Consolas"/>
+          <w:sz w:val="18"/>
+          <w:szCs w:val="18"/>
+          <w:lang w:val="en-US"/>
+        </w:rPr>
+        <w:t>": "JDE-PROD-2026-05-19-000123",</w:t>
       </w:r>
     </w:p>
     <w:p>
@@ -6711,6 +7445,7 @@
         </w:rPr>
         <w:t>equipment</w:t>
       </w:r>
+      <w:proofErr w:type="gramStart"/>
       <w:r>
         <w:rPr>
           <w:rFonts w:ascii="Consolas" w:hAnsi="Consolas"/>
@@ -6720,6 +7455,7 @@
         </w:rPr>
         <w:t>": {</w:t>
       </w:r>
+      <w:proofErr w:type="gramEnd"/>
     </w:p>
     <w:p>
       <w:pPr>
@@ -6745,6 +7481,7 @@
         </w:rPr>
         <w:t xml:space="preserve">    "</w:t>
       </w:r>
+      <w:proofErr w:type="spellStart"/>
       <w:r>
         <w:rPr>
           <w:rFonts w:ascii="Consolas" w:hAnsi="Consolas"/>
@@ -6754,6 +7491,7 @@
         </w:rPr>
         <w:t>equipmentCode</w:t>
       </w:r>
+      <w:proofErr w:type="spellEnd"/>
       <w:r>
         <w:rPr>
           <w:rFonts w:ascii="Consolas" w:hAnsi="Consolas"/>
@@ -6813,6 +7551,7 @@
         </w:rPr>
         <w:t>"</w:t>
       </w:r>
+      <w:proofErr w:type="spellStart"/>
       <w:r>
         <w:rPr>
           <w:rFonts w:ascii="Consolas" w:hAnsi="Consolas"/>
@@ -6821,6 +7560,7 @@
         </w:rPr>
         <w:t>description</w:t>
       </w:r>
+      <w:proofErr w:type="spellEnd"/>
       <w:r>
         <w:rPr>
           <w:rFonts w:ascii="Consolas" w:hAnsi="Consolas"/>
@@ -6886,6 +7626,7 @@
         </w:rPr>
         <w:t>"</w:t>
       </w:r>
+      <w:proofErr w:type="spellStart"/>
       <w:r>
         <w:rPr>
           <w:rFonts w:ascii="Consolas" w:hAnsi="Consolas"/>
@@ -6895,6 +7636,7 @@
         </w:rPr>
         <w:t>equipmentType</w:t>
       </w:r>
+      <w:proofErr w:type="spellEnd"/>
       <w:r>
         <w:rPr>
           <w:rFonts w:ascii="Consolas" w:hAnsi="Consolas"/>
@@ -7072,7 +7814,15 @@
         <w:t>6</w:t>
       </w:r>
       <w:r>
-        <w:t xml:space="preserve">. Masterdata </w:t>
+        <w:t xml:space="preserve">. </w:t>
+      </w:r>
+      <w:proofErr w:type="spellStart"/>
+      <w:r>
+        <w:t>Masterdata</w:t>
+      </w:r>
+      <w:proofErr w:type="spellEnd"/>
+      <w:r>
+        <w:t xml:space="preserve"> </w:t>
       </w:r>
       <w:r>
         <w:t>Motivos de Parada</w:t>
@@ -7097,7 +7847,15 @@
         <w:spacing w:after="120"/>
       </w:pPr>
       <w:r>
-        <w:t>Para integração dos motivos de parada a ideia é fazer uma carga inicial e depois manter o sincronismo direto pelas telas de gerenciamento no APRISO, sem necessidade de integração realtime.</w:t>
+        <w:t xml:space="preserve">Para integração dos motivos de parada a ideia é fazer uma carga inicial e depois manter o sincronismo direto pelas telas de gerenciamento no APRISO, sem necessidade de integração </w:t>
+      </w:r>
+      <w:proofErr w:type="spellStart"/>
+      <w:r>
+        <w:t>realtime</w:t>
+      </w:r>
+      <w:proofErr w:type="spellEnd"/>
+      <w:r>
+        <w:t>.</w:t>
       </w:r>
     </w:p>
     <w:p>
@@ -7308,6 +8066,7 @@
                 <w:szCs w:val="20"/>
               </w:rPr>
             </w:pPr>
+            <w:proofErr w:type="spellStart"/>
             <w:r>
               <w:rPr>
                 <w:sz w:val="20"/>
@@ -7315,6 +8074,7 @@
               </w:rPr>
               <w:t>Category</w:t>
             </w:r>
+            <w:proofErr w:type="spellEnd"/>
           </w:p>
         </w:tc>
         <w:tc>
@@ -7360,8 +8120,13 @@
             </w:tcMar>
           </w:tcPr>
           <w:p>
-            <w:r>
-              <w:t xml:space="preserve">Codigo </w:t>
+            <w:proofErr w:type="spellStart"/>
+            <w:r>
+              <w:t>Codigo</w:t>
+            </w:r>
+            <w:proofErr w:type="spellEnd"/>
+            <w:r>
+              <w:t xml:space="preserve"> </w:t>
             </w:r>
             <w:r>
               <w:t>da Categoria, exemplo</w:t>
@@ -7375,9 +8140,11 @@
             </w:r>
           </w:p>
           <w:p>
+            <w:proofErr w:type="spellStart"/>
             <w:r>
               <w:t>Mecanica</w:t>
             </w:r>
+            <w:proofErr w:type="spellEnd"/>
           </w:p>
           <w:p>
             <w:r>
@@ -7448,6 +8215,7 @@
                 <w:szCs w:val="20"/>
               </w:rPr>
             </w:pPr>
+            <w:proofErr w:type="spellStart"/>
             <w:r>
               <w:rPr>
                 <w:sz w:val="20"/>
@@ -7455,6 +8223,7 @@
               </w:rPr>
               <w:t>Justification</w:t>
             </w:r>
+            <w:proofErr w:type="spellEnd"/>
           </w:p>
         </w:tc>
         <w:tc>
@@ -7501,7 +8270,30 @@
           </w:tcPr>
           <w:p>
             <w:r>
-              <w:t>Justificativa vinculada a categoria, uma categoria pode ter varias justificativas pré selecionadas, exemplo</w:t>
+              <w:t xml:space="preserve">Justificativa vinculada a categoria, uma categoria pode ter </w:t>
+            </w:r>
+            <w:proofErr w:type="spellStart"/>
+            <w:proofErr w:type="gramStart"/>
+            <w:r>
+              <w:t>varias</w:t>
+            </w:r>
+            <w:proofErr w:type="spellEnd"/>
+            <w:proofErr w:type="gramEnd"/>
+            <w:r>
+              <w:t xml:space="preserve"> justificativas </w:t>
+            </w:r>
+            <w:proofErr w:type="spellStart"/>
+            <w:proofErr w:type="gramStart"/>
+            <w:r>
+              <w:t>pré</w:t>
+            </w:r>
+            <w:proofErr w:type="spellEnd"/>
+            <w:r>
+              <w:t xml:space="preserve"> selecionadas</w:t>
+            </w:r>
+            <w:proofErr w:type="gramEnd"/>
+            <w:r>
+              <w:t>, exemplo</w:t>
             </w:r>
           </w:p>
           <w:p/>
@@ -7633,7 +8425,27 @@
           <w:szCs w:val="18"/>
           <w:lang w:val="en-US"/>
         </w:rPr>
-        <w:t xml:space="preserve">  "messageId": "JDE-PROD-2026-05-19-000123",</w:t>
+        <w:t xml:space="preserve">  "</w:t>
+      </w:r>
+      <w:proofErr w:type="spellStart"/>
+      <w:r>
+        <w:rPr>
+          <w:rFonts w:ascii="Consolas" w:hAnsi="Consolas"/>
+          <w:sz w:val="18"/>
+          <w:szCs w:val="18"/>
+          <w:lang w:val="en-US"/>
+        </w:rPr>
+        <w:t>messageId</w:t>
+      </w:r>
+      <w:proofErr w:type="spellEnd"/>
+      <w:r>
+        <w:rPr>
+          <w:rFonts w:ascii="Consolas" w:hAnsi="Consolas"/>
+          <w:sz w:val="18"/>
+          <w:szCs w:val="18"/>
+          <w:lang w:val="en-US"/>
+        </w:rPr>
+        <w:t>": "JDE-PROD-2026-05-19-000123",</w:t>
       </w:r>
     </w:p>
     <w:p>
@@ -7658,6 +8470,7 @@
         </w:rPr>
         <w:t xml:space="preserve">  "</w:t>
       </w:r>
+      <w:proofErr w:type="spellStart"/>
       <w:r>
         <w:rPr>
           <w:rFonts w:ascii="Consolas" w:hAnsi="Consolas"/>
@@ -7666,13 +8479,23 @@
         </w:rPr>
         <w:t>downtimeReasons</w:t>
       </w:r>
-      <w:r>
-        <w:rPr>
-          <w:rFonts w:ascii="Consolas" w:hAnsi="Consolas"/>
-          <w:sz w:val="18"/>
-          <w:szCs w:val="18"/>
-        </w:rPr>
-        <w:t>":</w:t>
+      <w:proofErr w:type="spellEnd"/>
+      <w:r>
+        <w:rPr>
+          <w:rFonts w:ascii="Consolas" w:hAnsi="Consolas"/>
+          <w:sz w:val="18"/>
+          <w:szCs w:val="18"/>
+        </w:rPr>
+        <w:t>"</w:t>
+      </w:r>
+      <w:proofErr w:type="gramStart"/>
+      <w:r>
+        <w:rPr>
+          <w:rFonts w:ascii="Consolas" w:hAnsi="Consolas"/>
+          <w:sz w:val="18"/>
+          <w:szCs w:val="18"/>
+        </w:rPr>
+        <w:t>:</w:t>
       </w:r>
       <w:r>
         <w:rPr>
@@ -7682,6 +8505,7 @@
         </w:rPr>
         <w:t>[</w:t>
       </w:r>
+      <w:proofErr w:type="gramEnd"/>
       <w:r>
         <w:rPr>
           <w:rFonts w:ascii="Consolas" w:hAnsi="Consolas"/>
@@ -7706,6 +8530,7 @@
           <w:szCs w:val="18"/>
         </w:rPr>
       </w:pPr>
+      <w:proofErr w:type="gramStart"/>
       <w:r>
         <w:rPr>
           <w:rFonts w:ascii="Consolas" w:hAnsi="Consolas"/>
@@ -7730,6 +8555,8 @@
         </w:rPr>
         <w:t>"</w:t>
       </w:r>
+      <w:proofErr w:type="spellStart"/>
+      <w:proofErr w:type="gramEnd"/>
       <w:r>
         <w:rPr>
           <w:rFonts w:ascii="Consolas" w:hAnsi="Consolas"/>
@@ -7738,6 +8565,7 @@
         </w:rPr>
         <w:t>category</w:t>
       </w:r>
+      <w:proofErr w:type="spellEnd"/>
       <w:r>
         <w:rPr>
           <w:rFonts w:ascii="Consolas" w:hAnsi="Consolas"/>
@@ -7778,6 +8606,7 @@
         </w:rPr>
         <w:t>"</w:t>
       </w:r>
+      <w:proofErr w:type="spellStart"/>
       <w:r>
         <w:rPr>
           <w:rFonts w:ascii="Consolas" w:hAnsi="Consolas"/>
@@ -7786,6 +8615,7 @@
         </w:rPr>
         <w:t>justification</w:t>
       </w:r>
+      <w:proofErr w:type="spellEnd"/>
       <w:r>
         <w:rPr>
           <w:rFonts w:ascii="Consolas" w:hAnsi="Consolas"/>
@@ -7802,6 +8632,7 @@
         </w:rPr>
         <w:t>Falta de Energia</w:t>
       </w:r>
+      <w:proofErr w:type="gramStart"/>
       <w:r>
         <w:rPr>
           <w:rFonts w:ascii="Consolas" w:hAnsi="Consolas"/>
@@ -7816,7 +8647,16 @@
           <w:sz w:val="18"/>
           <w:szCs w:val="18"/>
         </w:rPr>
-        <w:t xml:space="preserve"> },</w:t>
+        <w:t xml:space="preserve"> }</w:t>
+      </w:r>
+      <w:proofErr w:type="gramEnd"/>
+      <w:r>
+        <w:rPr>
+          <w:rFonts w:ascii="Consolas" w:hAnsi="Consolas"/>
+          <w:sz w:val="18"/>
+          <w:szCs w:val="18"/>
+        </w:rPr>
+        <w:t>,</w:t>
       </w:r>
     </w:p>
     <w:p>
@@ -7834,6 +8674,7 @@
           <w:szCs w:val="18"/>
         </w:rPr>
       </w:pPr>
+      <w:proofErr w:type="gramStart"/>
       <w:r>
         <w:rPr>
           <w:rFonts w:ascii="Consolas" w:hAnsi="Consolas"/>
@@ -7856,7 +8697,26 @@
           <w:sz w:val="18"/>
           <w:szCs w:val="18"/>
         </w:rPr>
-        <w:t>"category": "</w:t>
+        <w:t>"</w:t>
+      </w:r>
+      <w:proofErr w:type="spellStart"/>
+      <w:proofErr w:type="gramEnd"/>
+      <w:r>
+        <w:rPr>
+          <w:rFonts w:ascii="Consolas" w:hAnsi="Consolas"/>
+          <w:sz w:val="18"/>
+          <w:szCs w:val="18"/>
+        </w:rPr>
+        <w:t>category</w:t>
+      </w:r>
+      <w:proofErr w:type="spellEnd"/>
+      <w:r>
+        <w:rPr>
+          <w:rFonts w:ascii="Consolas" w:hAnsi="Consolas"/>
+          <w:sz w:val="18"/>
+          <w:szCs w:val="18"/>
+        </w:rPr>
+        <w:t>": "</w:t>
       </w:r>
       <w:r>
         <w:rPr>
@@ -7890,6 +8750,7 @@
         </w:rPr>
         <w:t>"</w:t>
       </w:r>
+      <w:proofErr w:type="spellStart"/>
       <w:r>
         <w:rPr>
           <w:rFonts w:ascii="Consolas" w:hAnsi="Consolas"/>
@@ -7898,6 +8759,7 @@
         </w:rPr>
         <w:t>justification</w:t>
       </w:r>
+      <w:proofErr w:type="spellEnd"/>
       <w:r>
         <w:rPr>
           <w:rFonts w:ascii="Consolas" w:hAnsi="Consolas"/>
@@ -7914,6 +8776,7 @@
         </w:rPr>
         <w:t>Fio desencapado</w:t>
       </w:r>
+      <w:proofErr w:type="gramStart"/>
       <w:r>
         <w:rPr>
           <w:rFonts w:ascii="Consolas" w:hAnsi="Consolas"/>
@@ -7930,6 +8793,7 @@
         </w:rPr>
         <w:t xml:space="preserve"> }</w:t>
       </w:r>
+      <w:proofErr w:type="gramEnd"/>
     </w:p>
     <w:p>
       <w:pPr>
@@ -8045,13 +8909,23 @@
     <w:pPr>
       <w:jc w:val="center"/>
     </w:pPr>
+    <w:proofErr w:type="gramStart"/>
     <w:r>
       <w:rPr>
         <w:color w:val="7F7F7F"/>
         <w:sz w:val="18"/>
         <w:szCs w:val="18"/>
       </w:rPr>
-      <w:t xml:space="preserve">Confidencial  |  Página </w:t>
+      <w:t>Confidencial  |</w:t>
+    </w:r>
+    <w:proofErr w:type="gramEnd"/>
+    <w:r>
+      <w:rPr>
+        <w:color w:val="7F7F7F"/>
+        <w:sz w:val="18"/>
+        <w:szCs w:val="18"/>
+      </w:rPr>
+      <w:t xml:space="preserve">  Página </w:t>
     </w:r>
     <w:r>
       <w:rPr>
